--- a/chnages.docx
+++ b/chnages.docx
@@ -11,6 +11,15 @@
         </w:numPr>
       </w:pPr>
       <w:r>
+        <w:rPr>
+          <w:b/>
+        </w:rPr>
+        <w:t>(Done)</w:t>
+      </w:r>
+      <w:r>
+        <w:t xml:space="preserve"> </w:t>
+      </w:r>
+      <w:r>
         <w:t xml:space="preserve">Add dummy </w:t>
       </w:r>
       <w:r>
@@ -26,6 +35,15 @@
         </w:numPr>
       </w:pPr>
       <w:r>
+        <w:rPr>
+          <w:b/>
+        </w:rPr>
+        <w:t>(Done)</w:t>
+      </w:r>
+      <w:r>
+        <w:t xml:space="preserve"> </w:t>
+      </w:r>
+      <w:r>
         <w:t>Transition</w:t>
       </w:r>
       <w:r>
@@ -41,6 +59,18 @@
         </w:numPr>
       </w:pPr>
       <w:r>
+        <w:rPr>
+          <w:b/>
+        </w:rPr>
+        <w:t>(Done)</w:t>
+      </w:r>
+      <w:r>
+        <w:t xml:space="preserve"> </w:t>
+      </w:r>
+      <w:r>
+        <w:t xml:space="preserve"> </w:t>
+      </w:r>
+      <w:r>
         <w:t xml:space="preserve">Form must on upper layer and background </w:t>
       </w:r>
       <w:proofErr w:type="spellStart"/>
@@ -81,7 +111,16 @@
         </w:numPr>
       </w:pPr>
       <w:r>
-        <w:t>Improve product card design</w:t>
+        <w:rPr>
+          <w:b/>
+        </w:rPr>
+        <w:t>(Done)</w:t>
+      </w:r>
+      <w:r>
+        <w:t xml:space="preserve"> </w:t>
+      </w:r>
+      <w:r>
+        <w:t>Remove extra  space from module</w:t>
       </w:r>
     </w:p>
     <w:p>
@@ -93,7 +132,15 @@
         </w:numPr>
       </w:pPr>
       <w:r>
-        <w:t>Remove extra  space from module</w:t>
+        <w:t xml:space="preserve">Add pop </w:t>
+      </w:r>
+      <w:proofErr w:type="spellStart"/>
+      <w:r>
+        <w:t>pop</w:t>
+      </w:r>
+      <w:proofErr w:type="spellEnd"/>
+      <w:r>
+        <w:t xml:space="preserve"> on click on add to cart</w:t>
       </w:r>
     </w:p>
     <w:p>
@@ -105,15 +152,16 @@
         </w:numPr>
       </w:pPr>
       <w:r>
-        <w:t xml:space="preserve">Add pop </w:t>
-      </w:r>
-      <w:proofErr w:type="spellStart"/>
-      <w:r>
-        <w:t>pop</w:t>
-      </w:r>
-      <w:proofErr w:type="spellEnd"/>
-      <w:r>
-        <w:t xml:space="preserve"> on click on add to cart</w:t>
+        <w:rPr>
+          <w:b/>
+        </w:rPr>
+        <w:t>(Done)</w:t>
+      </w:r>
+      <w:r>
+        <w:t xml:space="preserve"> </w:t>
+      </w:r>
+      <w:r>
+        <w:t>Remove extra padding from bestseller section and slider</w:t>
       </w:r>
     </w:p>
     <w:p>
@@ -125,7 +173,16 @@
         </w:numPr>
       </w:pPr>
       <w:r>
-        <w:t>Remove extra padding from bestseller section and slider</w:t>
+        <w:rPr>
+          <w:b/>
+        </w:rPr>
+        <w:t>(Done)</w:t>
+      </w:r>
+      <w:r>
+        <w:t xml:space="preserve"> </w:t>
+      </w:r>
+      <w:r>
+        <w:t xml:space="preserve">Banner content background improvement and change button </w:t>
       </w:r>
     </w:p>
     <w:p>
@@ -136,34 +193,8 @@
           <w:numId w:val="1"/>
         </w:numPr>
       </w:pPr>
-      <w:r>
-        <w:t xml:space="preserve">Banner content background improvement and change button </w:t>
-      </w:r>
-    </w:p>
-    <w:p>
-      <w:pPr>
-        <w:pStyle w:val="ListParagraph"/>
-        <w:numPr>
-          <w:ilvl w:val="0"/>
-          <w:numId w:val="1"/>
-        </w:numPr>
-      </w:pPr>
-      <w:r>
-        <w:t>Doctor section font size chec</w:t>
-      </w:r>
       <w:bookmarkStart w:id="0" w:name="_GoBack"/>
       <w:bookmarkEnd w:id="0"/>
-      <w:r>
-        <w:t xml:space="preserve">k </w:t>
-      </w:r>
-      <w:proofErr w:type="spellStart"/>
-      <w:r>
-        <w:t>ang</w:t>
-      </w:r>
-      <w:proofErr w:type="spellEnd"/>
-      <w:r>
-        <w:t xml:space="preserve"> improve gap and add background (primary dark)</w:t>
-      </w:r>
     </w:p>
     <w:sectPr>
       <w:pgSz w:w="12240" w:h="15840"/>
@@ -459,7 +490,6 @@
   <w:style w:type="character" w:default="1" w:styleId="DefaultParagraphFont">
     <w:name w:val="Default Paragraph Font"/>
     <w:uiPriority w:val="1"/>
-    <w:semiHidden/>
     <w:unhideWhenUsed/>
   </w:style>
   <w:style w:type="table" w:default="1" w:styleId="TableNormal">
@@ -660,7 +690,6 @@
   <w:style w:type="character" w:default="1" w:styleId="DefaultParagraphFont">
     <w:name w:val="Default Paragraph Font"/>
     <w:uiPriority w:val="1"/>
-    <w:semiHidden/>
     <w:unhideWhenUsed/>
   </w:style>
   <w:style w:type="table" w:default="1" w:styleId="TableNormal">

--- a/chnages.docx
+++ b/chnages.docx
@@ -14,16 +14,21 @@
         <w:rPr>
           <w:b/>
         </w:rPr>
-        <w:t>(Done)</w:t>
-      </w:r>
-      <w:r>
-        <w:t xml:space="preserve"> </w:t>
-      </w:r>
-      <w:r>
-        <w:t xml:space="preserve">Add dummy </w:t>
-      </w:r>
-      <w:r>
-        <w:t>Description on every module</w:t>
+        <w:t xml:space="preserve">Change who we are section and why chose </w:t>
+      </w:r>
+      <w:proofErr w:type="spellStart"/>
+      <w:r>
+        <w:rPr>
+          <w:b/>
+        </w:rPr>
+        <w:t>nirvasa</w:t>
+      </w:r>
+      <w:proofErr w:type="spellEnd"/>
+      <w:r>
+        <w:rPr>
+          <w:b/>
+        </w:rPr>
+        <w:t xml:space="preserve"> section </w:t>
       </w:r>
     </w:p>
     <w:p>
@@ -35,19 +40,7 @@
         </w:numPr>
       </w:pPr>
       <w:r>
-        <w:rPr>
-          <w:b/>
-        </w:rPr>
-        <w:t>(Done)</w:t>
-      </w:r>
-      <w:r>
-        <w:t xml:space="preserve"> </w:t>
-      </w:r>
-      <w:r>
-        <w:t>Transition</w:t>
-      </w:r>
-      <w:r>
-        <w:t xml:space="preserve"> must be  fast in icon wrap and slow in contact-item hover</w:t>
+        <w:t xml:space="preserve">Change whole design of product card </w:t>
       </w:r>
     </w:p>
     <w:p>
@@ -59,27 +52,7 @@
         </w:numPr>
       </w:pPr>
       <w:r>
-        <w:rPr>
-          <w:b/>
-        </w:rPr>
-        <w:t>(Done)</w:t>
-      </w:r>
-      <w:r>
-        <w:t xml:space="preserve"> </w:t>
-      </w:r>
-      <w:r>
-        <w:t xml:space="preserve"> </w:t>
-      </w:r>
-      <w:r>
-        <w:t xml:space="preserve">Form must on upper layer and background </w:t>
-      </w:r>
-      <w:proofErr w:type="spellStart"/>
-      <w:r>
-        <w:t>png</w:t>
-      </w:r>
-      <w:proofErr w:type="spellEnd"/>
-      <w:r>
-        <w:t xml:space="preserve"> lower</w:t>
+        <w:t xml:space="preserve">Add icons on quantity </w:t>
       </w:r>
     </w:p>
     <w:p>
@@ -91,15 +64,7 @@
         </w:numPr>
       </w:pPr>
       <w:r>
-        <w:t xml:space="preserve">Add background </w:t>
-      </w:r>
-      <w:proofErr w:type="spellStart"/>
-      <w:r>
-        <w:t>png</w:t>
-      </w:r>
-      <w:proofErr w:type="spellEnd"/>
-      <w:r>
-        <w:t xml:space="preserve"> design at right side of category section</w:t>
+        <w:t xml:space="preserve">Change heading what we treat </w:t>
       </w:r>
     </w:p>
     <w:p>
@@ -111,16 +76,7 @@
         </w:numPr>
       </w:pPr>
       <w:r>
-        <w:rPr>
-          <w:b/>
-        </w:rPr>
-        <w:t>(Done)</w:t>
-      </w:r>
-      <w:r>
-        <w:t xml:space="preserve"> </w:t>
-      </w:r>
-      <w:r>
-        <w:t>Remove extra  space from module</w:t>
+        <w:t>Remove spacing</w:t>
       </w:r>
     </w:p>
     <w:p>
@@ -132,15 +88,15 @@
         </w:numPr>
       </w:pPr>
       <w:r>
-        <w:t xml:space="preserve">Add pop </w:t>
+        <w:t xml:space="preserve">Remove explore </w:t>
       </w:r>
       <w:proofErr w:type="spellStart"/>
       <w:r>
-        <w:t>pop</w:t>
+        <w:t>btn</w:t>
       </w:r>
       <w:proofErr w:type="spellEnd"/>
       <w:r>
-        <w:t xml:space="preserve"> on click on add to cart</w:t>
+        <w:t xml:space="preserve"> from what we treat </w:t>
       </w:r>
     </w:p>
     <w:p>
@@ -152,16 +108,7 @@
         </w:numPr>
       </w:pPr>
       <w:r>
-        <w:rPr>
-          <w:b/>
-        </w:rPr>
-        <w:t>(Done)</w:t>
-      </w:r>
-      <w:r>
-        <w:t xml:space="preserve"> </w:t>
-      </w:r>
-      <w:r>
-        <w:t>Remove extra padding from bestseller section and slider</w:t>
+        <w:t xml:space="preserve">In contact –us  form must be at top </w:t>
       </w:r>
     </w:p>
     <w:p>
@@ -173,16 +120,7 @@
         </w:numPr>
       </w:pPr>
       <w:r>
-        <w:rPr>
-          <w:b/>
-        </w:rPr>
-        <w:t>(Done)</w:t>
-      </w:r>
-      <w:r>
-        <w:t xml:space="preserve"> </w:t>
-      </w:r>
-      <w:r>
-        <w:t xml:space="preserve">Banner content background improvement and change button </w:t>
+        <w:t xml:space="preserve">And map and details at down </w:t>
       </w:r>
     </w:p>
     <w:p>
@@ -490,6 +428,7 @@
   <w:style w:type="character" w:default="1" w:styleId="DefaultParagraphFont">
     <w:name w:val="Default Paragraph Font"/>
     <w:uiPriority w:val="1"/>
+    <w:semiHidden/>
     <w:unhideWhenUsed/>
   </w:style>
   <w:style w:type="table" w:default="1" w:styleId="TableNormal">
@@ -690,6 +629,7 @@
   <w:style w:type="character" w:default="1" w:styleId="DefaultParagraphFont">
     <w:name w:val="Default Paragraph Font"/>
     <w:uiPriority w:val="1"/>
+    <w:semiHidden/>
     <w:unhideWhenUsed/>
   </w:style>
   <w:style w:type="table" w:default="1" w:styleId="TableNormal">
